--- a/manual/Spectrometer Logger Manual_20230810.docx
+++ b/manual/Spectrometer Logger Manual_20230810.docx
@@ -85,10 +85,12 @@
       <w:r>
         <w:t xml:space="preserve">Required Package: </w:t>
       </w:r>
+      <w:proofErr w:type="spellStart"/>
       <w:proofErr w:type="gramStart"/>
       <w:r>
         <w:t>pyvisa</w:t>
       </w:r>
+      <w:proofErr w:type="spellEnd"/>
       <w:proofErr w:type="gramEnd"/>
     </w:p>
     <w:p>
@@ -191,13 +193,39 @@
       <w:r>
         <w:t>pyB12logger [-h] [-desktop {</w:t>
       </w:r>
+      <w:proofErr w:type="spellStart"/>
       <w:proofErr w:type="gramStart"/>
       <w:r>
         <w:t>True,False</w:t>
       </w:r>
+      <w:proofErr w:type="spellEnd"/>
       <w:proofErr w:type="gramEnd"/>
       <w:r>
-        <w:t>}] [-startup {True,False}] [-debug {True,False}] [{start,stop}]</w:t>
+        <w:t>}] [-startup {</w:t>
+      </w:r>
+      <w:proofErr w:type="spellStart"/>
+      <w:r>
+        <w:t>True,False</w:t>
+      </w:r>
+      <w:proofErr w:type="spellEnd"/>
+      <w:r>
+        <w:t>}] [-debug {</w:t>
+      </w:r>
+      <w:proofErr w:type="spellStart"/>
+      <w:r>
+        <w:t>True,False</w:t>
+      </w:r>
+      <w:proofErr w:type="spellEnd"/>
+      <w:r>
+        <w:t>}] [{</w:t>
+      </w:r>
+      <w:proofErr w:type="spellStart"/>
+      <w:r>
+        <w:t>start,stop</w:t>
+      </w:r>
+      <w:proofErr w:type="spellEnd"/>
+      <w:r>
+        <w:t>}]</w:t>
       </w:r>
     </w:p>
     <w:p>
@@ -483,7 +511,6 @@
         <w:ind w:firstLine="0"/>
       </w:pPr>
       <w:r>
-        <w:lastRenderedPageBreak/>
         <w:t>Logger Configuration</w:t>
       </w:r>
     </w:p>
@@ -609,7 +636,15 @@
     </w:p>
     <w:p>
       <w:r>
-        <w:t>The logger will read command.cfg and send commands automatically.</w:t>
+        <w:t xml:space="preserve">The logger will read </w:t>
+      </w:r>
+      <w:proofErr w:type="spellStart"/>
+      <w:r>
+        <w:t>command.cfg</w:t>
+      </w:r>
+      <w:proofErr w:type="spellEnd"/>
+      <w:r>
+        <w:t xml:space="preserve"> and send commands automatically.</w:t>
       </w:r>
     </w:p>
     <w:p>
@@ -993,8 +1028,17 @@
                 <w:b/>
                 <w:bCs/>
               </w:rPr>
-              <w:t>Please make sure this is the exact the same as in the command.cfg</w:t>
-            </w:r>
+              <w:t xml:space="preserve">Please make sure this is the exact the same as in the </w:t>
+            </w:r>
+            <w:proofErr w:type="spellStart"/>
+            <w:r>
+              <w:rPr>
+                <w:b/>
+                <w:bCs/>
+              </w:rPr>
+              <w:t>command.cfg</w:t>
+            </w:r>
+            <w:proofErr w:type="spellEnd"/>
             <w:r>
               <w:rPr>
                 <w:b/>
@@ -1481,12 +1525,14 @@
               <w:ind w:firstLine="0"/>
               <w:jc w:val="left"/>
             </w:pPr>
+            <w:proofErr w:type="spellStart"/>
             <w:r>
               <w:t>Parity.n</w:t>
             </w:r>
             <w:r>
               <w:t>one</w:t>
             </w:r>
+            <w:proofErr w:type="spellEnd"/>
             <w:r>
               <w:t xml:space="preserve"> = 0</w:t>
             </w:r>
@@ -1499,9 +1545,11 @@
               <w:ind w:firstLine="0"/>
               <w:jc w:val="left"/>
             </w:pPr>
+            <w:proofErr w:type="spellStart"/>
             <w:r>
               <w:t>Parity.odd</w:t>
             </w:r>
+            <w:proofErr w:type="spellEnd"/>
             <w:r>
               <w:t xml:space="preserve"> = </w:t>
             </w:r>
@@ -1517,9 +1565,11 @@
               <w:ind w:firstLine="0"/>
               <w:jc w:val="left"/>
             </w:pPr>
+            <w:proofErr w:type="spellStart"/>
             <w:r>
               <w:t>Parity.even</w:t>
             </w:r>
+            <w:proofErr w:type="spellEnd"/>
             <w:r>
               <w:t xml:space="preserve"> = </w:t>
             </w:r>
@@ -1535,9 +1585,11 @@
               <w:ind w:firstLine="0"/>
               <w:jc w:val="left"/>
             </w:pPr>
+            <w:proofErr w:type="spellStart"/>
             <w:r>
               <w:t>Parity.mark</w:t>
             </w:r>
+            <w:proofErr w:type="spellEnd"/>
             <w:r>
               <w:t xml:space="preserve"> = </w:t>
             </w:r>
@@ -1553,9 +1605,11 @@
               <w:ind w:firstLine="0"/>
               <w:jc w:val="left"/>
             </w:pPr>
+            <w:proofErr w:type="spellStart"/>
             <w:r>
               <w:t>Parity.space</w:t>
             </w:r>
+            <w:proofErr w:type="spellEnd"/>
             <w:r>
               <w:t xml:space="preserve"> = </w:t>
             </w:r>
@@ -1645,12 +1699,14 @@
               <w:ind w:firstLine="0"/>
               <w:jc w:val="left"/>
             </w:pPr>
+            <w:proofErr w:type="spellStart"/>
             <w:r>
               <w:t>StopBits.</w:t>
             </w:r>
             <w:r>
               <w:t>one_and_a_half</w:t>
             </w:r>
+            <w:proofErr w:type="spellEnd"/>
             <w:r>
               <w:t xml:space="preserve"> = 15</w:t>
             </w:r>
@@ -1663,12 +1719,14 @@
               <w:ind w:firstLine="0"/>
               <w:jc w:val="left"/>
             </w:pPr>
+            <w:proofErr w:type="spellStart"/>
             <w:r>
               <w:t>StopBits.</w:t>
             </w:r>
             <w:r>
               <w:t>two</w:t>
             </w:r>
+            <w:proofErr w:type="spellEnd"/>
             <w:r>
               <w:t xml:space="preserve"> = 20</w:t>
             </w:r>
@@ -1695,11 +1753,16 @@
       </w:pPr>
       <w:r>
         <w:lastRenderedPageBreak/>
-        <w:t>Please update the device</w:t>
+        <w:t xml:space="preserve">Please update the </w:t>
+      </w:r>
+      <w:proofErr w:type="spellStart"/>
+      <w:r>
+        <w:t>device</w:t>
       </w:r>
       <w:r>
         <w:t>_config.cfg</w:t>
       </w:r>
+      <w:proofErr w:type="spellEnd"/>
       <w:r>
         <w:t xml:space="preserve"> file so that the devices can be talked to.</w:t>
       </w:r>
@@ -2421,7 +2484,7 @@
               <w:sz w:val="16"/>
               <w:szCs w:val="16"/>
             </w:rPr>
-            <w:t>Document1</w:t>
+            <w:t>Spectrometer Logger Manual_20230810.docx</w:t>
           </w:r>
           <w:r>
             <w:rPr>
